--- a/klagomål/A 21223-2024 FSC-klagomål.docx
+++ b/klagomål/A 21223-2024 FSC-klagomål.docx
@@ -905,7 +905,7 @@
     <w:r>
       <w:tab/>
       <w:tab/>
-      <w:t>2025-03-26</w:t>
+      <w:t>2025-03-27</w:t>
       <w:br/>
       <w:br/>
     </w:r>

--- a/klagomål/A 21223-2024 FSC-klagomål.docx
+++ b/klagomål/A 21223-2024 FSC-klagomål.docx
@@ -905,7 +905,7 @@
     <w:r>
       <w:tab/>
       <w:tab/>
-      <w:t>2025-03-27</w:t>
+      <w:t>2025-03-28</w:t>
       <w:br/>
       <w:br/>
     </w:r>

--- a/klagomål/A 21223-2024 FSC-klagomål.docx
+++ b/klagomål/A 21223-2024 FSC-klagomål.docx
@@ -905,7 +905,7 @@
     <w:r>
       <w:tab/>
       <w:tab/>
-      <w:t>2025-04-02</w:t>
+      <w:t>2025-04-03</w:t>
       <w:br/>
       <w:br/>
     </w:r>

--- a/klagomål/A 21223-2024 FSC-klagomål.docx
+++ b/klagomål/A 21223-2024 FSC-klagomål.docx
@@ -905,7 +905,7 @@
     <w:r>
       <w:tab/>
       <w:tab/>
-      <w:t>2025-04-03</w:t>
+      <w:t>2025-04-05</w:t>
       <w:br/>
       <w:br/>
     </w:r>

--- a/klagomål/A 21223-2024 FSC-klagomål.docx
+++ b/klagomål/A 21223-2024 FSC-klagomål.docx
@@ -905,7 +905,7 @@
     <w:r>
       <w:tab/>
       <w:tab/>
-      <w:t>2025-04-05</w:t>
+      <w:t>2025-04-06</w:t>
       <w:br/>
       <w:br/>
     </w:r>

--- a/klagomål/A 21223-2024 FSC-klagomål.docx
+++ b/klagomål/A 21223-2024 FSC-klagomål.docx
@@ -905,7 +905,7 @@
     <w:r>
       <w:tab/>
       <w:tab/>
-      <w:t>2025-04-06</w:t>
+      <w:t>2025-04-07</w:t>
       <w:br/>
       <w:br/>
     </w:r>

--- a/klagomål/A 21223-2024 FSC-klagomål.docx
+++ b/klagomål/A 21223-2024 FSC-klagomål.docx
@@ -905,7 +905,7 @@
     <w:r>
       <w:tab/>
       <w:tab/>
-      <w:t>2025-04-07</w:t>
+      <w:t>2025-04-08</w:t>
       <w:br/>
       <w:br/>
     </w:r>

--- a/klagomål/A 21223-2024 FSC-klagomål.docx
+++ b/klagomål/A 21223-2024 FSC-klagomål.docx
@@ -905,7 +905,7 @@
     <w:r>
       <w:tab/>
       <w:tab/>
-      <w:t>2025-04-08</w:t>
+      <w:t>2025-04-09</w:t>
       <w:br/>
       <w:br/>
     </w:r>

--- a/klagomål/A 21223-2024 FSC-klagomål.docx
+++ b/klagomål/A 21223-2024 FSC-klagomål.docx
@@ -244,6 +244,17 @@
       </w:pPr>
       <w:r>
         <w:t>Figur 1. Fyndplatser för naturvårdsarter i det avverkningsanmälda området (röd linje). Markörer utan svart kant är placerade på fyndplatsen. Markörer med svart kant är placerade vid sidan av fyndplatsen och har ett svart streck som visar fyndplatsens exakta position. Kartans mittpunktskoordinat är N 6612139, E 388096 i SWEREF 99 TM.</w:t>
+      </w:r>
+    </w:p>
+    <w:p>
+      <w:r>
+        <w:rPr>
+          <w:b/>
+        </w:rPr>
+        <w:t xml:space="preserve">Vedtrappmossa (NT) </w:t>
+      </w:r>
+      <w:r>
+        <w:t>växer på död ved, främst i gammal granskog. Den förekommer knappast alls i fjällnära barrskogar utan finns i skogslandskapet nedom fjällen och framför allt i landets södra delar är den en mycket bra signalart för barrnaturskog med höga naturvärden. Skogsavverkning och brist på grov död ved i skogen är de allvarligaste hoten och den överlever inte kalhyggesbruk. Lokaler med sluten granskog, tillräckligt stora för att säkerställa ett kontinuerligt tillskott på grova lågor, bör undantas från storskaligt skogsbruk (SLU Artdatabanken, 2024).</w:t>
       </w:r>
     </w:p>
     <w:p>
@@ -718,7 +729,7 @@
         <w:t xml:space="preserve">Level and pattern of overstory retention interact to shape long-term responses of understories to timber harvest. </w:t>
       </w:r>
       <w:r>
-        <w:t xml:space="preserve">Ecological Applications, 22, 2049–2064 </w:t>
+        <w:t>Ecological Applications, 22, 2049–2064</w:t>
       </w:r>
     </w:p>
     <w:p>
@@ -905,7 +916,7 @@
     <w:r>
       <w:tab/>
       <w:tab/>
-      <w:t>2025-04-09</w:t>
+      <w:t>2025-04-10</w:t>
       <w:br/>
       <w:br/>
     </w:r>

--- a/klagomål/A 21223-2024 FSC-klagomål.docx
+++ b/klagomål/A 21223-2024 FSC-klagomål.docx
@@ -916,7 +916,7 @@
     <w:r>
       <w:tab/>
       <w:tab/>
-      <w:t>2025-04-10</w:t>
+      <w:t>2025-04-11</w:t>
       <w:br/>
       <w:br/>
     </w:r>

--- a/klagomål/A 21223-2024 FSC-klagomål.docx
+++ b/klagomål/A 21223-2024 FSC-klagomål.docx
@@ -916,7 +916,7 @@
     <w:r>
       <w:tab/>
       <w:tab/>
-      <w:t>2025-04-11</w:t>
+      <w:t>2025-04-12</w:t>
       <w:br/>
       <w:br/>
     </w:r>

--- a/klagomål/A 21223-2024 FSC-klagomål.docx
+++ b/klagomål/A 21223-2024 FSC-klagomål.docx
@@ -916,7 +916,7 @@
     <w:r>
       <w:tab/>
       <w:tab/>
-      <w:t>2025-04-12</w:t>
+      <w:t>2025-04-13</w:t>
       <w:br/>
       <w:br/>
     </w:r>

--- a/klagomål/A 21223-2024 FSC-klagomål.docx
+++ b/klagomål/A 21223-2024 FSC-klagomål.docx
@@ -916,7 +916,7 @@
     <w:r>
       <w:tab/>
       <w:tab/>
-      <w:t>2025-04-13</w:t>
+      <w:t>2025-04-14</w:t>
       <w:br/>
       <w:br/>
     </w:r>

--- a/klagomål/A 21223-2024 FSC-klagomål.docx
+++ b/klagomål/A 21223-2024 FSC-klagomål.docx
@@ -916,7 +916,7 @@
     <w:r>
       <w:tab/>
       <w:tab/>
-      <w:t>2025-04-14</w:t>
+      <w:t>2025-04-15</w:t>
       <w:br/>
       <w:br/>
     </w:r>

--- a/klagomål/A 21223-2024 FSC-klagomål.docx
+++ b/klagomål/A 21223-2024 FSC-klagomål.docx
@@ -916,7 +916,7 @@
     <w:r>
       <w:tab/>
       <w:tab/>
-      <w:t>2025-04-15</w:t>
+      <w:t>2025-04-16</w:t>
       <w:br/>
       <w:br/>
     </w:r>

--- a/klagomål/A 21223-2024 FSC-klagomål.docx
+++ b/klagomål/A 21223-2024 FSC-klagomål.docx
@@ -916,7 +916,7 @@
     <w:r>
       <w:tab/>
       <w:tab/>
-      <w:t>2025-04-16</w:t>
+      <w:t>2025-04-17</w:t>
       <w:br/>
       <w:br/>
     </w:r>

--- a/klagomål/A 21223-2024 FSC-klagomål.docx
+++ b/klagomål/A 21223-2024 FSC-klagomål.docx
@@ -916,7 +916,7 @@
     <w:r>
       <w:tab/>
       <w:tab/>
-      <w:t>2025-04-17</w:t>
+      <w:t>2025-04-18</w:t>
       <w:br/>
       <w:br/>
     </w:r>

--- a/klagomål/A 21223-2024 FSC-klagomål.docx
+++ b/klagomål/A 21223-2024 FSC-klagomål.docx
@@ -916,7 +916,7 @@
     <w:r>
       <w:tab/>
       <w:tab/>
-      <w:t>2025-05-03</w:t>
+      <w:t>2025-05-04</w:t>
       <w:br/>
       <w:br/>
     </w:r>

--- a/klagomål/A 21223-2024 FSC-klagomål.docx
+++ b/klagomål/A 21223-2024 FSC-klagomål.docx
@@ -916,7 +916,7 @@
     <w:r>
       <w:tab/>
       <w:tab/>
-      <w:t>2025-05-04</w:t>
+      <w:t>2025-05-06</w:t>
       <w:br/>
       <w:br/>
     </w:r>

--- a/klagomål/A 21223-2024 FSC-klagomål.docx
+++ b/klagomål/A 21223-2024 FSC-klagomål.docx
@@ -916,7 +916,7 @@
     <w:r>
       <w:tab/>
       <w:tab/>
-      <w:t>2025-05-06</w:t>
+      <w:t>2025-05-07</w:t>
       <w:br/>
       <w:br/>
     </w:r>

--- a/klagomål/A 21223-2024 FSC-klagomål.docx
+++ b/klagomål/A 21223-2024 FSC-klagomål.docx
@@ -916,7 +916,7 @@
     <w:r>
       <w:tab/>
       <w:tab/>
-      <w:t>2025-05-07</w:t>
+      <w:t>2025-05-08</w:t>
       <w:br/>
       <w:br/>
     </w:r>

--- a/klagomål/A 21223-2024 FSC-klagomål.docx
+++ b/klagomål/A 21223-2024 FSC-klagomål.docx
@@ -916,7 +916,7 @@
     <w:r>
       <w:tab/>
       <w:tab/>
-      <w:t>2025-05-08</w:t>
+      <w:t>2025-05-09</w:t>
       <w:br/>
       <w:br/>
     </w:r>

--- a/klagomål/A 21223-2024 FSC-klagomål.docx
+++ b/klagomål/A 21223-2024 FSC-klagomål.docx
@@ -916,7 +916,7 @@
     <w:r>
       <w:tab/>
       <w:tab/>
-      <w:t>2025-05-09</w:t>
+      <w:t>2025-05-10</w:t>
       <w:br/>
       <w:br/>
     </w:r>

--- a/klagomål/A 21223-2024 FSC-klagomål.docx
+++ b/klagomål/A 21223-2024 FSC-klagomål.docx
@@ -916,7 +916,7 @@
     <w:r>
       <w:tab/>
       <w:tab/>
-      <w:t>2025-05-10</w:t>
+      <w:t>2025-05-11</w:t>
       <w:br/>
       <w:br/>
     </w:r>

--- a/klagomål/A 21223-2024 FSC-klagomål.docx
+++ b/klagomål/A 21223-2024 FSC-klagomål.docx
@@ -916,7 +916,7 @@
     <w:r>
       <w:tab/>
       <w:tab/>
-      <w:t>2025-05-11</w:t>
+      <w:t>2025-05-12</w:t>
       <w:br/>
       <w:br/>
     </w:r>

--- a/klagomål/A 21223-2024 FSC-klagomål.docx
+++ b/klagomål/A 21223-2024 FSC-klagomål.docx
@@ -916,7 +916,7 @@
     <w:r>
       <w:tab/>
       <w:tab/>
-      <w:t>2025-05-12</w:t>
+      <w:t>2025-05-13</w:t>
       <w:br/>
       <w:br/>
     </w:r>

--- a/klagomål/A 21223-2024 FSC-klagomål.docx
+++ b/klagomål/A 21223-2024 FSC-klagomål.docx
@@ -916,7 +916,7 @@
     <w:r>
       <w:tab/>
       <w:tab/>
-      <w:t>2025-05-13</w:t>
+      <w:t>2025-05-14</w:t>
       <w:br/>
       <w:br/>
     </w:r>

--- a/klagomål/A 21223-2024 FSC-klagomål.docx
+++ b/klagomål/A 21223-2024 FSC-klagomål.docx
@@ -916,7 +916,7 @@
     <w:r>
       <w:tab/>
       <w:tab/>
-      <w:t>2025-05-14</w:t>
+      <w:t>2025-05-15</w:t>
       <w:br/>
       <w:br/>
     </w:r>

--- a/klagomål/A 21223-2024 FSC-klagomål.docx
+++ b/klagomål/A 21223-2024 FSC-klagomål.docx
@@ -916,7 +916,7 @@
     <w:r>
       <w:tab/>
       <w:tab/>
-      <w:t>2025-05-15</w:t>
+      <w:t>2025-05-16</w:t>
       <w:br/>
       <w:br/>
     </w:r>

--- a/klagomål/A 21223-2024 FSC-klagomål.docx
+++ b/klagomål/A 21223-2024 FSC-klagomål.docx
@@ -916,7 +916,7 @@
     <w:r>
       <w:tab/>
       <w:tab/>
-      <w:t>2025-05-16</w:t>
+      <w:t>2025-05-17</w:t>
       <w:br/>
       <w:br/>
     </w:r>

--- a/klagomål/A 21223-2024 FSC-klagomål.docx
+++ b/klagomål/A 21223-2024 FSC-klagomål.docx
@@ -916,7 +916,7 @@
     <w:r>
       <w:tab/>
       <w:tab/>
-      <w:t>2025-05-17</w:t>
+      <w:t>2025-05-18</w:t>
       <w:br/>
       <w:br/>
     </w:r>

--- a/klagomål/A 21223-2024 FSC-klagomål.docx
+++ b/klagomål/A 21223-2024 FSC-klagomål.docx
@@ -916,7 +916,7 @@
     <w:r>
       <w:tab/>
       <w:tab/>
-      <w:t>2025-05-18</w:t>
+      <w:t>2025-05-19</w:t>
       <w:br/>
       <w:br/>
     </w:r>

--- a/klagomål/A 21223-2024 FSC-klagomål.docx
+++ b/klagomål/A 21223-2024 FSC-klagomål.docx
@@ -916,7 +916,7 @@
     <w:r>
       <w:tab/>
       <w:tab/>
-      <w:t>2025-05-19</w:t>
+      <w:t>2025-05-20</w:t>
       <w:br/>
       <w:br/>
     </w:r>

--- a/klagomål/A 21223-2024 FSC-klagomål.docx
+++ b/klagomål/A 21223-2024 FSC-klagomål.docx
@@ -916,7 +916,7 @@
     <w:r>
       <w:tab/>
       <w:tab/>
-      <w:t>2025-05-20</w:t>
+      <w:t>2025-05-21</w:t>
       <w:br/>
       <w:br/>
     </w:r>

--- a/klagomål/A 21223-2024 FSC-klagomål.docx
+++ b/klagomål/A 21223-2024 FSC-klagomål.docx
@@ -916,7 +916,7 @@
     <w:r>
       <w:tab/>
       <w:tab/>
-      <w:t>2025-05-21</w:t>
+      <w:t>2025-05-22</w:t>
       <w:br/>
       <w:br/>
     </w:r>

--- a/klagomål/A 21223-2024 FSC-klagomål.docx
+++ b/klagomål/A 21223-2024 FSC-klagomål.docx
@@ -916,7 +916,7 @@
     <w:r>
       <w:tab/>
       <w:tab/>
-      <w:t>2025-05-22</w:t>
+      <w:t>2025-05-23</w:t>
       <w:br/>
       <w:br/>
     </w:r>

--- a/klagomål/A 21223-2024 FSC-klagomål.docx
+++ b/klagomål/A 21223-2024 FSC-klagomål.docx
@@ -916,7 +916,7 @@
     <w:r>
       <w:tab/>
       <w:tab/>
-      <w:t>2025-05-23</w:t>
+      <w:t>2025-05-24</w:t>
       <w:br/>
       <w:br/>
     </w:r>

--- a/klagomål/A 21223-2024 FSC-klagomål.docx
+++ b/klagomål/A 21223-2024 FSC-klagomål.docx
@@ -916,7 +916,7 @@
     <w:r>
       <w:tab/>
       <w:tab/>
-      <w:t>2025-05-24</w:t>
+      <w:t>2025-05-25</w:t>
       <w:br/>
       <w:br/>
     </w:r>

--- a/klagomål/A 21223-2024 FSC-klagomål.docx
+++ b/klagomål/A 21223-2024 FSC-klagomål.docx
@@ -916,7 +916,7 @@
     <w:r>
       <w:tab/>
       <w:tab/>
-      <w:t>2025-05-25</w:t>
+      <w:t>2025-05-26</w:t>
       <w:br/>
       <w:br/>
     </w:r>

--- a/klagomål/A 21223-2024 FSC-klagomål.docx
+++ b/klagomål/A 21223-2024 FSC-klagomål.docx
@@ -916,7 +916,7 @@
     <w:r>
       <w:tab/>
       <w:tab/>
-      <w:t>2025-05-26</w:t>
+      <w:t>2025-05-27</w:t>
       <w:br/>
       <w:br/>
     </w:r>

--- a/klagomål/A 21223-2024 FSC-klagomål.docx
+++ b/klagomål/A 21223-2024 FSC-klagomål.docx
@@ -916,7 +916,7 @@
     <w:r>
       <w:tab/>
       <w:tab/>
-      <w:t>2025-05-27</w:t>
+      <w:t>2025-05-30</w:t>
       <w:br/>
       <w:br/>
     </w:r>

--- a/klagomål/A 21223-2024 FSC-klagomål.docx
+++ b/klagomål/A 21223-2024 FSC-klagomål.docx
@@ -916,7 +916,7 @@
     <w:r>
       <w:tab/>
       <w:tab/>
-      <w:t>2025-05-30</w:t>
+      <w:t>2025-06-01</w:t>
       <w:br/>
       <w:br/>
     </w:r>

--- a/klagomål/A 21223-2024 FSC-klagomål.docx
+++ b/klagomål/A 21223-2024 FSC-klagomål.docx
@@ -916,7 +916,7 @@
     <w:r>
       <w:tab/>
       <w:tab/>
-      <w:t>2025-06-01</w:t>
+      <w:t>2025-06-02</w:t>
       <w:br/>
       <w:br/>
     </w:r>

--- a/klagomål/A 21223-2024 FSC-klagomål.docx
+++ b/klagomål/A 21223-2024 FSC-klagomål.docx
@@ -916,7 +916,7 @@
     <w:r>
       <w:tab/>
       <w:tab/>
-      <w:t>2025-06-02</w:t>
+      <w:t>2025-06-03</w:t>
       <w:br/>
       <w:br/>
     </w:r>

--- a/klagomål/A 21223-2024 FSC-klagomål.docx
+++ b/klagomål/A 21223-2024 FSC-klagomål.docx
@@ -916,7 +916,7 @@
     <w:r>
       <w:tab/>
       <w:tab/>
-      <w:t>2025-06-03</w:t>
+      <w:t>2025-06-04</w:t>
       <w:br/>
       <w:br/>
     </w:r>

--- a/klagomål/A 21223-2024 FSC-klagomål.docx
+++ b/klagomål/A 21223-2024 FSC-klagomål.docx
@@ -283,7 +283,7 @@
     </w:p>
     <w:p>
       <w:r>
-        <w:t>I det avverkningsanmälda området finns 1 fyndplatser för knärot registrerade på Artportalen. Figur 2 visar gränserna för buffertzoner på 50 m, som behöver lämnas kring fyndplatserna för att knärotslokalerna inte ska försvinna vid en avverkning. Av det avverkningsanmälda området överlappar 0.50 ha med buffertzonerna och får av detta skäl inte avverkas.</w:t>
+        <w:t>I det avverkningsanmälda området finns 2 fyndplatser för knärot registrerade på Artportalen. Figur 2 visar gränserna för buffertzoner på 50 m, som behöver lämnas kring fyndplatserna för att knärotslokalerna inte ska försvinna vid en avverkning. Av det avverkningsanmälda området överlappar 0.50 ha med buffertzonerna och får av detta skäl inte avverkas.</w:t>
       </w:r>
     </w:p>
     <w:p>
@@ -916,7 +916,7 @@
     <w:r>
       <w:tab/>
       <w:tab/>
-      <w:t>2025-06-04</w:t>
+      <w:t>2025-06-05</w:t>
       <w:br/>
       <w:br/>
     </w:r>

--- a/klagomål/A 21223-2024 FSC-klagomål.docx
+++ b/klagomål/A 21223-2024 FSC-klagomål.docx
@@ -916,7 +916,7 @@
     <w:r>
       <w:tab/>
       <w:tab/>
-      <w:t>2025-06-05</w:t>
+      <w:t>2025-06-13</w:t>
       <w:br/>
       <w:br/>
     </w:r>

--- a/klagomål/A 21223-2024 FSC-klagomål.docx
+++ b/klagomål/A 21223-2024 FSC-klagomål.docx
@@ -916,7 +916,7 @@
     <w:r>
       <w:tab/>
       <w:tab/>
-      <w:t>2025-06-13</w:t>
+      <w:t>2025-06-15</w:t>
       <w:br/>
       <w:br/>
     </w:r>

--- a/klagomål/A 21223-2024 FSC-klagomål.docx
+++ b/klagomål/A 21223-2024 FSC-klagomål.docx
@@ -916,7 +916,7 @@
     <w:r>
       <w:tab/>
       <w:tab/>
-      <w:t>2025-06-15</w:t>
+      <w:t>2025-06-16</w:t>
       <w:br/>
       <w:br/>
     </w:r>

--- a/klagomål/A 21223-2024 FSC-klagomål.docx
+++ b/klagomål/A 21223-2024 FSC-klagomål.docx
@@ -916,7 +916,7 @@
     <w:r>
       <w:tab/>
       <w:tab/>
-      <w:t>2025-06-16</w:t>
+      <w:t>2025-06-17</w:t>
       <w:br/>
       <w:br/>
     </w:r>

--- a/klagomål/A 21223-2024 FSC-klagomål.docx
+++ b/klagomål/A 21223-2024 FSC-klagomål.docx
@@ -916,7 +916,7 @@
     <w:r>
       <w:tab/>
       <w:tab/>
-      <w:t>2025-06-17</w:t>
+      <w:t>2025-06-18</w:t>
       <w:br/>
       <w:br/>
     </w:r>

--- a/klagomål/A 21223-2024 FSC-klagomål.docx
+++ b/klagomål/A 21223-2024 FSC-klagomål.docx
@@ -916,7 +916,7 @@
     <w:r>
       <w:tab/>
       <w:tab/>
-      <w:t>2025-06-18</w:t>
+      <w:t>2025-06-19</w:t>
       <w:br/>
       <w:br/>
     </w:r>

--- a/klagomål/A 21223-2024 FSC-klagomål.docx
+++ b/klagomål/A 21223-2024 FSC-klagomål.docx
@@ -916,7 +916,7 @@
     <w:r>
       <w:tab/>
       <w:tab/>
-      <w:t>2025-06-19</w:t>
+      <w:t>2025-06-20</w:t>
       <w:br/>
       <w:br/>
     </w:r>

--- a/klagomål/A 21223-2024 FSC-klagomål.docx
+++ b/klagomål/A 21223-2024 FSC-klagomål.docx
@@ -916,7 +916,7 @@
     <w:r>
       <w:tab/>
       <w:tab/>
-      <w:t>2025-06-20</w:t>
+      <w:t>2025-06-21</w:t>
       <w:br/>
       <w:br/>
     </w:r>

--- a/klagomål/A 21223-2024 FSC-klagomål.docx
+++ b/klagomål/A 21223-2024 FSC-klagomål.docx
@@ -916,7 +916,7 @@
     <w:r>
       <w:tab/>
       <w:tab/>
-      <w:t>2025-06-21</w:t>
+      <w:t>2025-06-22</w:t>
       <w:br/>
       <w:br/>
     </w:r>

--- a/klagomål/A 21223-2024 FSC-klagomål.docx
+++ b/klagomål/A 21223-2024 FSC-klagomål.docx
@@ -916,7 +916,7 @@
     <w:r>
       <w:tab/>
       <w:tab/>
-      <w:t>2025-06-22</w:t>
+      <w:t>2025-06-23</w:t>
       <w:br/>
       <w:br/>
     </w:r>

--- a/klagomål/A 21223-2024 FSC-klagomål.docx
+++ b/klagomål/A 21223-2024 FSC-klagomål.docx
@@ -916,7 +916,7 @@
     <w:r>
       <w:tab/>
       <w:tab/>
-      <w:t>2025-06-23</w:t>
+      <w:t>2025-06-24</w:t>
       <w:br/>
       <w:br/>
     </w:r>

--- a/klagomål/A 21223-2024 FSC-klagomål.docx
+++ b/klagomål/A 21223-2024 FSC-klagomål.docx
@@ -916,7 +916,7 @@
     <w:r>
       <w:tab/>
       <w:tab/>
-      <w:t>2025-06-24</w:t>
+      <w:t>2025-06-25</w:t>
       <w:br/>
       <w:br/>
     </w:r>

--- a/klagomål/A 21223-2024 FSC-klagomål.docx
+++ b/klagomål/A 21223-2024 FSC-klagomål.docx
@@ -916,7 +916,7 @@
     <w:r>
       <w:tab/>
       <w:tab/>
-      <w:t>2025-06-25</w:t>
+      <w:t>2025-06-26</w:t>
       <w:br/>
       <w:br/>
     </w:r>

--- a/klagomål/A 21223-2024 FSC-klagomål.docx
+++ b/klagomål/A 21223-2024 FSC-klagomål.docx
@@ -916,7 +916,7 @@
     <w:r>
       <w:tab/>
       <w:tab/>
-      <w:t>2025-06-26</w:t>
+      <w:t>2025-06-27</w:t>
       <w:br/>
       <w:br/>
     </w:r>

--- a/klagomål/A 21223-2024 FSC-klagomål.docx
+++ b/klagomål/A 21223-2024 FSC-klagomål.docx
@@ -916,7 +916,7 @@
     <w:r>
       <w:tab/>
       <w:tab/>
-      <w:t>2025-06-27</w:t>
+      <w:t>2025-06-28</w:t>
       <w:br/>
       <w:br/>
     </w:r>

--- a/klagomål/A 21223-2024 FSC-klagomål.docx
+++ b/klagomål/A 21223-2024 FSC-klagomål.docx
@@ -916,7 +916,7 @@
     <w:r>
       <w:tab/>
       <w:tab/>
-      <w:t>2025-06-28</w:t>
+      <w:t>2025-06-29</w:t>
       <w:br/>
       <w:br/>
     </w:r>

--- a/klagomål/A 21223-2024 FSC-klagomål.docx
+++ b/klagomål/A 21223-2024 FSC-klagomål.docx
@@ -916,7 +916,7 @@
     <w:r>
       <w:tab/>
       <w:tab/>
-      <w:t>2025-06-29</w:t>
+      <w:t>2025-06-30</w:t>
       <w:br/>
       <w:br/>
     </w:r>

--- a/klagomål/A 21223-2024 FSC-klagomål.docx
+++ b/klagomål/A 21223-2024 FSC-klagomål.docx
@@ -916,7 +916,7 @@
     <w:r>
       <w:tab/>
       <w:tab/>
-      <w:t>2025-06-30</w:t>
+      <w:t>2025-07-01</w:t>
       <w:br/>
       <w:br/>
     </w:r>

--- a/klagomål/A 21223-2024 FSC-klagomål.docx
+++ b/klagomål/A 21223-2024 FSC-klagomål.docx
@@ -916,7 +916,7 @@
     <w:r>
       <w:tab/>
       <w:tab/>
-      <w:t>2025-07-01</w:t>
+      <w:t>2025-07-02</w:t>
       <w:br/>
       <w:br/>
     </w:r>

--- a/klagomål/A 21223-2024 FSC-klagomål.docx
+++ b/klagomål/A 21223-2024 FSC-klagomål.docx
@@ -916,7 +916,7 @@
     <w:r>
       <w:tab/>
       <w:tab/>
-      <w:t>2025-07-02</w:t>
+      <w:t>2025-07-03</w:t>
       <w:br/>
       <w:br/>
     </w:r>

--- a/klagomål/A 21223-2024 FSC-klagomål.docx
+++ b/klagomål/A 21223-2024 FSC-klagomål.docx
@@ -916,7 +916,7 @@
     <w:r>
       <w:tab/>
       <w:tab/>
-      <w:t>2025-07-03</w:t>
+      <w:t>2025-07-04</w:t>
       <w:br/>
       <w:br/>
     </w:r>

--- a/klagomål/A 21223-2024 FSC-klagomål.docx
+++ b/klagomål/A 21223-2024 FSC-klagomål.docx
@@ -916,7 +916,7 @@
     <w:r>
       <w:tab/>
       <w:tab/>
-      <w:t>2025-07-04</w:t>
+      <w:t>2025-07-05</w:t>
       <w:br/>
       <w:br/>
     </w:r>

--- a/klagomål/A 21223-2024 FSC-klagomål.docx
+++ b/klagomål/A 21223-2024 FSC-klagomål.docx
@@ -916,7 +916,7 @@
     <w:r>
       <w:tab/>
       <w:tab/>
-      <w:t>2025-07-05</w:t>
+      <w:t>2025-07-06</w:t>
       <w:br/>
       <w:br/>
     </w:r>

--- a/klagomål/A 21223-2024 FSC-klagomål.docx
+++ b/klagomål/A 21223-2024 FSC-klagomål.docx
@@ -916,7 +916,7 @@
     <w:r>
       <w:tab/>
       <w:tab/>
-      <w:t>2025-07-06</w:t>
+      <w:t>2025-07-07</w:t>
       <w:br/>
       <w:br/>
     </w:r>

--- a/klagomål/A 21223-2024 FSC-klagomål.docx
+++ b/klagomål/A 21223-2024 FSC-klagomål.docx
@@ -916,7 +916,7 @@
     <w:r>
       <w:tab/>
       <w:tab/>
-      <w:t>2025-07-07</w:t>
+      <w:t>2025-07-08</w:t>
       <w:br/>
       <w:br/>
     </w:r>

--- a/klagomål/A 21223-2024 FSC-klagomål.docx
+++ b/klagomål/A 21223-2024 FSC-klagomål.docx
@@ -916,7 +916,7 @@
     <w:r>
       <w:tab/>
       <w:tab/>
-      <w:t>2025-07-08</w:t>
+      <w:t>2025-07-09</w:t>
       <w:br/>
       <w:br/>
     </w:r>

--- a/klagomål/A 21223-2024 FSC-klagomål.docx
+++ b/klagomål/A 21223-2024 FSC-klagomål.docx
@@ -916,7 +916,7 @@
     <w:r>
       <w:tab/>
       <w:tab/>
-      <w:t>2025-07-09</w:t>
+      <w:t>2025-07-11</w:t>
       <w:br/>
       <w:br/>
     </w:r>

--- a/klagomål/A 21223-2024 FSC-klagomål.docx
+++ b/klagomål/A 21223-2024 FSC-klagomål.docx
@@ -916,7 +916,7 @@
     <w:r>
       <w:tab/>
       <w:tab/>
-      <w:t>2025-07-11</w:t>
+      <w:t>2025-07-12</w:t>
       <w:br/>
       <w:br/>
     </w:r>

--- a/klagomål/A 21223-2024 FSC-klagomål.docx
+++ b/klagomål/A 21223-2024 FSC-klagomål.docx
@@ -916,7 +916,7 @@
     <w:r>
       <w:tab/>
       <w:tab/>
-      <w:t>2025-07-12</w:t>
+      <w:t>2025-07-13</w:t>
       <w:br/>
       <w:br/>
     </w:r>

--- a/klagomål/A 21223-2024 FSC-klagomål.docx
+++ b/klagomål/A 21223-2024 FSC-klagomål.docx
@@ -916,7 +916,7 @@
     <w:r>
       <w:tab/>
       <w:tab/>
-      <w:t>2025-07-13</w:t>
+      <w:t>2025-07-14</w:t>
       <w:br/>
       <w:br/>
     </w:r>

--- a/klagomål/A 21223-2024 FSC-klagomål.docx
+++ b/klagomål/A 21223-2024 FSC-klagomål.docx
@@ -954,7 +954,7 @@
     <w:r>
       <w:tab/>
       <w:tab/>
-      <w:t>2025-08-06</w:t>
+      <w:t>2025-08-09</w:t>
       <w:br/>
       <w:br/>
     </w:r>
